--- a/templates/openagreements-cc-by-4.0/openagreements-board-ratifying-consent/template.fill.docx
+++ b/templates/openagreements-cc-by-4.0/openagreements-board-ratifying-consent/template.fill.docx
@@ -25,18 +25,6 @@
       </w:r>
       <w:r>
         <w:t xml:space="preserve">, a Delaware corporation (the "Company"), pursuant to Section 141(f) of the Delaware General Corporation Law (the "DGCL"), hereby adopt the following resolutions by written consent, ratifying one or more defective corporate acts pursuant to Section 204 of the DGCL:</w:t>
-      </w:r>
-    </w:p>
-    <w:p>
-      <w:pPr>
-        <w:pStyle w:val="OABody"/>
-      </w:pPr>
-      <w:r>
-        <w:rPr>
-          <w:i/>
-          <w:iCs/>
-        </w:rPr>
-        <w:t xml:space="preserve">Note: Section 204 reaches only acts that are void or voidable solely because of a failure of authorization; it cannot create an act that was never taken, revive an act that was affirmatively rejected, or cure an act void for reasons other than a failure of authorization. Where the defective act would have required a stockholder vote, a stockholder ratifying consent is also required (Section 204(c)), and where it would have required a Delaware filing, a certificate of validation must be filed (Section 204(e)). The ratifying board must itself be validly in office. Always consult with counsel before using this consent.</w:t>
       </w:r>
     </w:p>
     <w:tbl>
@@ -625,7 +613,7 @@
         <w:t xml:space="preserve">RESOLVED FURTHER</w:t>
       </w:r>
       <w:r>
-        <w:t xml:space="preserve">, that the officers of the Company be, and each of them hereby is, authorized and directed to give prompt notice of the ratification of the Defective Corporate Act to all holders of valid stock and putative stock, whether voting or nonvoting, as required by Section 204(g) of the DGCL, including the statement of the 120-day period within which any claim must be brought;</w:t>
+        <w:t xml:space="preserve">, that the officers of the Company be, and each of them hereby is, authorized and directed to give prompt notice of the ratification of the Defective Corporate Act to all holders of valid stock and putative stock, whether voting or nonvoting, as required under Section 204(g) of the DGCL, including the statement of the 120-day period within which any claim must be brought;</w:t>
       </w:r>
     </w:p>
     <w:p>
@@ -696,7 +684,7 @@
         <w:pStyle w:val="OABody"/>
       </w:pPr>
       <w:r>
-        <w:t xml:space="preserve">The undersigned have executed this Action by Written Consent as of the date set forth under his or her name below. Any copy, facsimile, .PDF or other reliable reproduction of this Action by Written Consent may be substituted or used in lieu of the original writing for any and all purposes for which the original writing could be used, provided that such copy, facsimile, .PDF or other reproduction be a complete reproduction of the entire original writing.</w:t>
+        <w:t xml:space="preserve">The undersigned have executed this Action by Written Consent as of the date set forth under his or her name below. Any copy, facsimile,.PDF or other reliable reproduction of this Action by Written Consent may be substituted or used in lieu of the original writing for any and all purposes for which the original writing could be used, provided that such copy, facsimile,.PDF or other reproduction be a complete reproduction of the entire original writing.</w:t>
       </w:r>
     </w:p>
     <w:p>

--- a/templates/openagreements-cc-by-4.0/openagreements-board-ratifying-consent/template.fill.docx
+++ b/templates/openagreements-cc-by-4.0/openagreements-board-ratifying-consent/template.fill.docx
@@ -684,7 +684,7 @@
         <w:pStyle w:val="OABody"/>
       </w:pPr>
       <w:r>
-        <w:t xml:space="preserve">The undersigned have executed this Action by Written Consent as of the date set forth under his or her name below. Any copy, facsimile,.PDF or other reliable reproduction of this Action by Written Consent may be substituted or used in lieu of the original writing for any and all purposes for which the original writing could be used, provided that such copy, facsimile,.PDF or other reproduction be a complete reproduction of the entire original writing.</w:t>
+        <w:t xml:space="preserve">The undersigned have executed this Action by Written Consent as of the date set forth under his or her name below. Any copy, facsimile, .PDF or other reliable reproduction of this Action by Written Consent may be substituted or used in lieu of the original writing for any and all purposes for which the original writing could be used, provided that such copy, facsimile, .PDF or other reproduction be a complete reproduction of the entire original writing.</w:t>
       </w:r>
     </w:p>
     <w:p>

--- a/templates/openagreements-cc-by-4.0/openagreements-board-ratifying-consent/template.fill.docx
+++ b/templates/openagreements-cc-by-4.0/openagreements-board-ratifying-consent/template.fill.docx
@@ -1356,169 +1356,79 @@
 
 <file path=word/header1.xml><?xml version="1.0" encoding="utf-8"?>
 <w:hdr xmlns:w="http://schemas.openxmlformats.org/wordprocessingml/2006/main" xmlns:r="http://schemas.openxmlformats.org/officeDocument/2006/relationships">
-  <w:tbl>
-    <w:tblPr>
-      <w:tblW w:w="10080" w:type="dxa"/>
-      <w:tblBorders>
-        <w:top w:val="none" w:sz="0" w:space="0" w:color="auto"/>
-        <w:left w:val="none" w:sz="0" w:space="0" w:color="auto"/>
+  <w:p>
+    <w:pPr>
+      <w:pBdr>
         <w:bottom w:val="single" w:sz="8" w:space="0" w:color="107087"/>
-        <w:right w:val="none" w:sz="0" w:space="0" w:color="auto"/>
-        <w:insideH w:val="none" w:sz="0" w:space="0" w:color="auto"/>
-        <w:insideV w:val="none" w:sz="0" w:space="0" w:color="auto"/>
-      </w:tblBorders>
-      <w:tblLayout w:type="fixed"/>
-    </w:tblPr>
-    <w:tblGrid>
-      <w:gridCol w:w="10080"/>
-    </w:tblGrid>
-    <w:tr>
-      <w:tc>
-        <w:tcPr>
-          <w:tcW w:w="10080" w:type="dxa"/>
-          <w:tcBorders>
-            <w:bottom w:val="single" w:sz="8" w:space="0" w:color="107087"/>
-          </w:tcBorders>
-          <w:tcMar>
-            <w:top w:w="0" w:type="dxa"/>
-            <w:left w:w="0" w:type="dxa"/>
-            <w:bottom w:w="40" w:type="dxa"/>
-            <w:right w:w="0" w:type="dxa"/>
-          </w:tcMar>
-        </w:tcPr>
-        <w:p>
-          <w:pPr>
-            <w:spacing w:after="0"/>
-            <w:jc w:val="right"/>
-          </w:pPr>
-          <w:r>
-            <w:rPr>
-              <w:rFonts w:ascii="Arial" w:hAnsi="Arial" w:cs="Arial"/>
-              <w:b/>
-              <w:bCs/>
-              <w:caps/>
-              <w:color w:val="107087"/>
-              <w:sz w:val="18"/>
-              <w:szCs w:val="18"/>
-            </w:rPr>
-            <w:t xml:space="preserve">Consent</w:t>
-          </w:r>
-        </w:p>
-      </w:tc>
-    </w:tr>
-  </w:tbl>
+      </w:pBdr>
+      <w:spacing w:after="0"/>
+      <w:jc w:val="right"/>
+    </w:pPr>
+    <w:r>
+      <w:rPr>
+        <w:rFonts w:ascii="Arial" w:hAnsi="Arial" w:cs="Arial"/>
+        <w:b/>
+        <w:bCs/>
+        <w:caps/>
+        <w:color w:val="107087"/>
+        <w:sz w:val="18"/>
+        <w:szCs w:val="18"/>
+      </w:rPr>
+      <w:t xml:space="preserve">Consent</w:t>
+    </w:r>
+  </w:p>
 </w:hdr>
 </file>
 
 <file path=word/header2.xml><?xml version="1.0" encoding="utf-8"?>
 <w:hdr xmlns:w="http://schemas.openxmlformats.org/wordprocessingml/2006/main" xmlns:r="http://schemas.openxmlformats.org/officeDocument/2006/relationships">
-  <w:tbl>
-    <w:tblPr>
-      <w:tblW w:w="10080" w:type="dxa"/>
-      <w:tblBorders>
-        <w:top w:val="none" w:sz="0" w:space="0" w:color="auto"/>
-        <w:left w:val="none" w:sz="0" w:space="0" w:color="auto"/>
+  <w:p>
+    <w:pPr>
+      <w:pBdr>
         <w:bottom w:val="single" w:sz="8" w:space="0" w:color="107087"/>
-        <w:right w:val="none" w:sz="0" w:space="0" w:color="auto"/>
-        <w:insideH w:val="none" w:sz="0" w:space="0" w:color="auto"/>
-        <w:insideV w:val="none" w:sz="0" w:space="0" w:color="auto"/>
-      </w:tblBorders>
-      <w:tblLayout w:type="fixed"/>
-    </w:tblPr>
-    <w:tblGrid>
-      <w:gridCol w:w="10080"/>
-    </w:tblGrid>
-    <w:tr>
-      <w:tc>
-        <w:tcPr>
-          <w:tcW w:w="10080" w:type="dxa"/>
-          <w:tcBorders>
-            <w:bottom w:val="single" w:sz="8" w:space="0" w:color="107087"/>
-          </w:tcBorders>
-          <w:tcMar>
-            <w:top w:w="0" w:type="dxa"/>
-            <w:left w:w="0" w:type="dxa"/>
-            <w:bottom w:w="40" w:type="dxa"/>
-            <w:right w:w="0" w:type="dxa"/>
-          </w:tcMar>
-        </w:tcPr>
-        <w:p>
-          <w:pPr>
-            <w:spacing w:after="0"/>
-            <w:jc w:val="right"/>
-          </w:pPr>
-          <w:r>
-            <w:rPr>
-              <w:rFonts w:ascii="Arial" w:hAnsi="Arial" w:cs="Arial"/>
-              <w:b/>
-              <w:bCs/>
-              <w:caps/>
-              <w:color w:val="107087"/>
-              <w:sz w:val="18"/>
-              <w:szCs w:val="18"/>
-            </w:rPr>
-            <w:t xml:space="preserve">Resolutions</w:t>
-          </w:r>
-        </w:p>
-      </w:tc>
-    </w:tr>
-  </w:tbl>
+      </w:pBdr>
+      <w:spacing w:after="0"/>
+      <w:jc w:val="right"/>
+    </w:pPr>
+    <w:r>
+      <w:rPr>
+        <w:rFonts w:ascii="Arial" w:hAnsi="Arial" w:cs="Arial"/>
+        <w:b/>
+        <w:bCs/>
+        <w:caps/>
+        <w:color w:val="107087"/>
+        <w:sz w:val="18"/>
+        <w:szCs w:val="18"/>
+      </w:rPr>
+      <w:t xml:space="preserve">Resolutions</w:t>
+    </w:r>
+  </w:p>
 </w:hdr>
 </file>
 
 <file path=word/header3.xml><?xml version="1.0" encoding="utf-8"?>
 <w:hdr xmlns:w="http://schemas.openxmlformats.org/wordprocessingml/2006/main" xmlns:r="http://schemas.openxmlformats.org/officeDocument/2006/relationships">
-  <w:tbl>
-    <w:tblPr>
-      <w:tblW w:w="10080" w:type="dxa"/>
-      <w:tblBorders>
-        <w:top w:val="none" w:sz="0" w:space="0" w:color="auto"/>
-        <w:left w:val="none" w:sz="0" w:space="0" w:color="auto"/>
+  <w:p>
+    <w:pPr>
+      <w:pBdr>
         <w:bottom w:val="single" w:sz="8" w:space="0" w:color="107087"/>
-        <w:right w:val="none" w:sz="0" w:space="0" w:color="auto"/>
-        <w:insideH w:val="none" w:sz="0" w:space="0" w:color="auto"/>
-        <w:insideV w:val="none" w:sz="0" w:space="0" w:color="auto"/>
-      </w:tblBorders>
-      <w:tblLayout w:type="fixed"/>
-    </w:tblPr>
-    <w:tblGrid>
-      <w:gridCol w:w="10080"/>
-    </w:tblGrid>
-    <w:tr>
-      <w:tc>
-        <w:tcPr>
-          <w:tcW w:w="10080" w:type="dxa"/>
-          <w:tcBorders>
-            <w:bottom w:val="single" w:sz="8" w:space="0" w:color="107087"/>
-          </w:tcBorders>
-          <w:tcMar>
-            <w:top w:w="0" w:type="dxa"/>
-            <w:left w:w="0" w:type="dxa"/>
-            <w:bottom w:w="40" w:type="dxa"/>
-            <w:right w:w="0" w:type="dxa"/>
-          </w:tcMar>
-        </w:tcPr>
-        <w:p>
-          <w:pPr>
-            <w:spacing w:after="0"/>
-            <w:jc w:val="right"/>
-          </w:pPr>
-          <w:r>
-            <w:rPr>
-              <w:rFonts w:ascii="Arial" w:hAnsi="Arial" w:cs="Arial"/>
-              <w:b/>
-              <w:bCs/>
-              <w:caps/>
-              <w:color w:val="107087"/>
-              <w:sz w:val="18"/>
-              <w:szCs w:val="18"/>
-            </w:rPr>
-            <w:t xml:space="preserve">Signature Page</w:t>
-          </w:r>
-        </w:p>
-      </w:tc>
-    </w:tr>
-  </w:tbl>
+      </w:pBdr>
+      <w:spacing w:after="0"/>
+      <w:jc w:val="right"/>
+    </w:pPr>
+    <w:r>
+      <w:rPr>
+        <w:rFonts w:ascii="Arial" w:hAnsi="Arial" w:cs="Arial"/>
+        <w:b/>
+        <w:bCs/>
+        <w:caps/>
+        <w:color w:val="107087"/>
+        <w:sz w:val="18"/>
+        <w:szCs w:val="18"/>
+      </w:rPr>
+      <w:t xml:space="preserve">Signature Page</w:t>
+    </w:r>
+  </w:p>
 </w:hdr>
 </file>
 
